--- a/GUIDE-INSTALLATION.docx
+++ b/GUIDE-INSTALLATION.docx
@@ -782,7 +782,7 @@
         <w:rPr>
           <w:b/>
         </w:rPr>
-        <w:t>Le numéro de téléphone est un exemple : remplacez-le.</w:t>
+        <w:t>Les coordonnées sont renseignées : voir le guide de mise en ligne.</w:t>
       </w:r>
     </w:p>
     <w:p>
@@ -1302,21 +1302,16 @@
         <w:rPr>
           <w:b/>
         </w:rPr>
-        <w:t>Le téléphone affiché est un exemple.</w:t>
-      </w:r>
-      <w:r>
-        <w:t xml:space="preserve"> </w:t>
-      </w:r>
+        <w:t>Les coordonnées sont renseignées et à jour. Courriel, téléphone et WhatsApp figurent dans</w:t>
+      </w:r>
+      <w:r/>
       <w:r>
         <w:rPr>
           <w:rFonts w:ascii="Consolas" w:hAnsi="Consolas"/>
           <w:sz w:val="19"/>
         </w:rPr>
-        <w:t>+225 00 00 00 00 00</w:t>
-      </w:r>
-      <w:r>
-        <w:t xml:space="preserve"> figure dans</w:t>
-      </w:r>
+      </w:r>
+      <w:r/>
     </w:p>
     <w:p>
       <w:r>
@@ -1324,11 +1319,9 @@
           <w:rFonts w:ascii="Consolas" w:hAnsi="Consolas"/>
           <w:sz w:val="19"/>
         </w:rPr>
-        <w:t>config.py</w:t>
-      </w:r>
-      <w:r>
-        <w:t>. À remplacer avant toute mise en ligne.</w:t>
-      </w:r>
+        <w:t>config.py. Pour les modifier, voir le guide de mise en ligne.</w:t>
+      </w:r>
+      <w:r/>
     </w:p>
     <w:p>
       <w:r>
